--- a/04Gap Analysis.docx
+++ b/04Gap Analysis.docx
@@ -4,40 +4,88 @@
   <w:body>
     <w:p>
       <w:pPr>
+        <w:spacing w:line="15" w:lineRule="atLeast"/>
         <w:jc w:val="center"/>
         <w:rPr>
-          <w:color w:val="2F5496" w:themeColor="accent1" w:themeShade="BF"/>
-          <w:sz w:val="36"/>
-          <w:szCs w:val="36"/>
-          <w:u w:val="double"/>
+          <w:color w:val="A5A5A5" w:themeColor="accent3"/>
           <w:lang w:val="en-US"/>
         </w:rPr>
       </w:pPr>
       <w:r>
         <w:rPr>
-          <w:color w:val="2F5496" w:themeColor="accent1" w:themeShade="BF"/>
-          <w:sz w:val="36"/>
-          <w:szCs w:val="36"/>
-          <w:u w:val="double"/>
+          <w:color w:val="A5A5A5" w:themeColor="accent3"/>
           <w:lang w:val="en-US"/>
         </w:rPr>
         <w:t>Gap Analysis</w:t>
       </w:r>
+      <w:r>
+        <w:rPr>
+          <w:color w:val="A5A5A5" w:themeColor="accent3"/>
+          <w:lang w:val="en-US"/>
+        </w:rPr>
+        <w:t xml:space="preserve"> and Linking Business Requirements</w:t>
+      </w:r>
     </w:p>
     <w:p>
       <w:pPr>
+        <w:spacing w:line="15" w:lineRule="atLeast"/>
         <w:jc w:val="center"/>
         <w:rPr>
-          <w:color w:val="2F5496" w:themeColor="accent1" w:themeShade="BF"/>
+          <w:color w:val="4472C4" w:themeColor="accent1"/>
           <w:sz w:val="36"/>
           <w:szCs w:val="36"/>
-          <w:u w:val="double"/>
           <w:lang w:val="en-US"/>
         </w:rPr>
       </w:pPr>
+      <w:r>
+        <w:rPr>
+          <w:color w:val="4472C4" w:themeColor="accent1"/>
+          <w:sz w:val="36"/>
+          <w:szCs w:val="36"/>
+          <w:lang w:val="en-US"/>
+        </w:rPr>
+        <w:t>RetailEasy Pvt. Ltd.</w:t>
+      </w:r>
     </w:p>
     <w:p>
       <w:pPr>
+        <w:pBdr>
+          <w:bottom w:val="single" w:sz="12" w:space="1" w:color="auto"/>
+        </w:pBdr>
+        <w:spacing w:line="15" w:lineRule="atLeast"/>
+        <w:jc w:val="center"/>
+        <w:rPr>
+          <w:color w:val="A5A5A5" w:themeColor="accent3"/>
+        </w:rPr>
+      </w:pPr>
+      <w:r>
+        <w:rPr>
+          <w:i/>
+          <w:iCs/>
+          <w:color w:val="A5A5A5" w:themeColor="accent3"/>
+        </w:rPr>
+        <w:t xml:space="preserve">Returns Process Automation  |  Prepared by: Pooja Suresh Chavan, Business Analyst  | </w:t>
+      </w:r>
+      <w:r>
+        <w:rPr>
+          <w:i/>
+          <w:iCs/>
+          <w:color w:val="A5A5A5" w:themeColor="accent3"/>
+        </w:rPr>
+        <w:t>June</w:t>
+      </w:r>
+      <w:r>
+        <w:rPr>
+          <w:i/>
+          <w:iCs/>
+          <w:color w:val="A5A5A5" w:themeColor="accent3"/>
+        </w:rPr>
+        <w:t xml:space="preserve"> 2026</w:t>
+      </w:r>
+    </w:p>
+    <w:p>
+      <w:pPr>
+        <w:spacing w:line="15" w:lineRule="atLeast"/>
         <w:rPr>
           <w:b/>
           <w:bCs/>
@@ -55,6 +103,7 @@
     </w:p>
     <w:p>
       <w:pPr>
+        <w:spacing w:line="15" w:lineRule="atLeast"/>
         <w:rPr>
           <w:b/>
           <w:bCs/>
@@ -86,6 +135,7 @@
           </w:tcPr>
           <w:p>
             <w:pPr>
+              <w:spacing w:line="15" w:lineRule="atLeast"/>
               <w:rPr>
                 <w:lang w:val="en-US"/>
               </w:rPr>
@@ -104,6 +154,7 @@
           </w:tcPr>
           <w:p>
             <w:pPr>
+              <w:spacing w:line="15" w:lineRule="atLeast"/>
               <w:cnfStyle w:val="100000000000" w:firstRow="1" w:lastRow="0" w:firstColumn="0" w:lastColumn="0" w:oddVBand="0" w:evenVBand="0" w:oddHBand="0" w:evenHBand="0" w:firstRowFirstColumn="0" w:firstRowLastColumn="0" w:lastRowFirstColumn="0" w:lastRowLastColumn="0"/>
               <w:rPr>
                 <w:lang w:val="en-US"/>
@@ -123,6 +174,7 @@
           </w:tcPr>
           <w:p>
             <w:pPr>
+              <w:spacing w:line="15" w:lineRule="atLeast"/>
               <w:cnfStyle w:val="100000000000" w:firstRow="1" w:lastRow="0" w:firstColumn="0" w:lastColumn="0" w:oddVBand="0" w:evenVBand="0" w:oddHBand="0" w:evenHBand="0" w:firstRowFirstColumn="0" w:firstRowLastColumn="0" w:lastRowFirstColumn="0" w:lastRowLastColumn="0"/>
               <w:rPr>
                 <w:lang w:val="en-US"/>
@@ -142,6 +194,7 @@
           </w:tcPr>
           <w:p>
             <w:pPr>
+              <w:spacing w:line="15" w:lineRule="atLeast"/>
               <w:cnfStyle w:val="100000000000" w:firstRow="1" w:lastRow="0" w:firstColumn="0" w:lastColumn="0" w:oddVBand="0" w:evenVBand="0" w:oddHBand="0" w:evenHBand="0" w:firstRowFirstColumn="0" w:firstRowLastColumn="0" w:lastRowFirstColumn="0" w:lastRowLastColumn="0"/>
               <w:rPr>
                 <w:lang w:val="en-US"/>
@@ -161,6 +214,7 @@
           </w:tcPr>
           <w:p>
             <w:pPr>
+              <w:spacing w:line="15" w:lineRule="atLeast"/>
               <w:cnfStyle w:val="100000000000" w:firstRow="1" w:lastRow="0" w:firstColumn="0" w:lastColumn="0" w:oddVBand="0" w:evenVBand="0" w:oddHBand="0" w:evenHBand="0" w:firstRowFirstColumn="0" w:firstRowLastColumn="0" w:lastRowFirstColumn="0" w:lastRowLastColumn="0"/>
               <w:rPr>
                 <w:lang w:val="en-US"/>
@@ -186,6 +240,7 @@
           </w:tcPr>
           <w:p>
             <w:pPr>
+              <w:spacing w:line="15" w:lineRule="atLeast"/>
               <w:rPr>
                 <w:lang w:val="en-US"/>
               </w:rPr>
@@ -204,6 +259,7 @@
           </w:tcPr>
           <w:p>
             <w:pPr>
+              <w:spacing w:line="15" w:lineRule="atLeast"/>
               <w:cnfStyle w:val="000000100000" w:firstRow="0" w:lastRow="0" w:firstColumn="0" w:lastColumn="0" w:oddVBand="0" w:evenVBand="0" w:oddHBand="1" w:evenHBand="0" w:firstRowFirstColumn="0" w:firstRowLastColumn="0" w:lastRowFirstColumn="0" w:lastRowLastColumn="0"/>
               <w:rPr>
                 <w:lang w:val="en-US"/>
@@ -223,6 +279,7 @@
           </w:tcPr>
           <w:p>
             <w:pPr>
+              <w:spacing w:line="15" w:lineRule="atLeast"/>
               <w:cnfStyle w:val="000000100000" w:firstRow="0" w:lastRow="0" w:firstColumn="0" w:lastColumn="0" w:oddVBand="0" w:evenVBand="0" w:oddHBand="1" w:evenHBand="0" w:firstRowFirstColumn="0" w:firstRowLastColumn="0" w:lastRowFirstColumn="0" w:lastRowLastColumn="0"/>
               <w:rPr>
                 <w:lang w:val="en-US"/>
@@ -242,6 +299,7 @@
           </w:tcPr>
           <w:p>
             <w:pPr>
+              <w:spacing w:line="15" w:lineRule="atLeast"/>
               <w:cnfStyle w:val="000000100000" w:firstRow="0" w:lastRow="0" w:firstColumn="0" w:lastColumn="0" w:oddVBand="0" w:evenVBand="0" w:oddHBand="1" w:evenHBand="0" w:firstRowFirstColumn="0" w:firstRowLastColumn="0" w:lastRowFirstColumn="0" w:lastRowLastColumn="0"/>
               <w:rPr>
                 <w:lang w:val="en-US"/>
@@ -261,6 +319,7 @@
           </w:tcPr>
           <w:p>
             <w:pPr>
+              <w:spacing w:line="15" w:lineRule="atLeast"/>
               <w:cnfStyle w:val="000000100000" w:firstRow="0" w:lastRow="0" w:firstColumn="0" w:lastColumn="0" w:oddVBand="0" w:evenVBand="0" w:oddHBand="1" w:evenHBand="0" w:firstRowFirstColumn="0" w:firstRowLastColumn="0" w:lastRowFirstColumn="0" w:lastRowLastColumn="0"/>
               <w:rPr>
                 <w:lang w:val="en-US"/>
@@ -283,21 +342,16 @@
           </w:tcPr>
           <w:p>
             <w:pPr>
-              <w:rPr>
-                <w:lang w:val="en-US"/>
-              </w:rPr>
-            </w:pPr>
-            <w:r>
-              <w:rPr>
-                <w:lang w:val="en-US"/>
-              </w:rPr>
-              <w:t>G-0</w:t>
-            </w:r>
-            <w:r>
-              <w:rPr>
-                <w:lang w:val="en-US"/>
-              </w:rPr>
-              <w:t>2</w:t>
+              <w:spacing w:line="15" w:lineRule="atLeast"/>
+              <w:rPr>
+                <w:lang w:val="en-US"/>
+              </w:rPr>
+            </w:pPr>
+            <w:r>
+              <w:rPr>
+                <w:lang w:val="en-US"/>
+              </w:rPr>
+              <w:t>G-02</w:t>
             </w:r>
           </w:p>
         </w:tc>
@@ -307,6 +361,7 @@
           </w:tcPr>
           <w:p>
             <w:pPr>
+              <w:spacing w:line="15" w:lineRule="atLeast"/>
               <w:cnfStyle w:val="000000000000" w:firstRow="0" w:lastRow="0" w:firstColumn="0" w:lastColumn="0" w:oddVBand="0" w:evenVBand="0" w:oddHBand="0" w:evenHBand="0" w:firstRowFirstColumn="0" w:firstRowLastColumn="0" w:lastRowFirstColumn="0" w:lastRowLastColumn="0"/>
               <w:rPr>
                 <w:lang w:val="en-US"/>
@@ -326,6 +381,7 @@
           </w:tcPr>
           <w:p>
             <w:pPr>
+              <w:spacing w:line="15" w:lineRule="atLeast"/>
               <w:cnfStyle w:val="000000000000" w:firstRow="0" w:lastRow="0" w:firstColumn="0" w:lastColumn="0" w:oddVBand="0" w:evenVBand="0" w:oddHBand="0" w:evenHBand="0" w:firstRowFirstColumn="0" w:firstRowLastColumn="0" w:lastRowFirstColumn="0" w:lastRowLastColumn="0"/>
               <w:rPr>
                 <w:lang w:val="en-US"/>
@@ -351,6 +407,7 @@
           </w:tcPr>
           <w:p>
             <w:pPr>
+              <w:spacing w:line="15" w:lineRule="atLeast"/>
               <w:cnfStyle w:val="000000000000" w:firstRow="0" w:lastRow="0" w:firstColumn="0" w:lastColumn="0" w:oddVBand="0" w:evenVBand="0" w:oddHBand="0" w:evenHBand="0" w:firstRowFirstColumn="0" w:firstRowLastColumn="0" w:lastRowFirstColumn="0" w:lastRowLastColumn="0"/>
               <w:rPr>
                 <w:lang w:val="en-US"/>
@@ -370,6 +427,7 @@
           </w:tcPr>
           <w:p>
             <w:pPr>
+              <w:spacing w:line="15" w:lineRule="atLeast"/>
               <w:cnfStyle w:val="000000000000" w:firstRow="0" w:lastRow="0" w:firstColumn="0" w:lastColumn="0" w:oddVBand="0" w:evenVBand="0" w:oddHBand="0" w:evenHBand="0" w:firstRowFirstColumn="0" w:firstRowLastColumn="0" w:lastRowFirstColumn="0" w:lastRowLastColumn="0"/>
               <w:rPr>
                 <w:lang w:val="en-US"/>
@@ -379,13 +437,7 @@
               <w:rPr>
                 <w:lang w:val="en-US"/>
               </w:rPr>
-              <w:t>BR-0</w:t>
-            </w:r>
-            <w:r>
-              <w:rPr>
-                <w:lang w:val="en-US"/>
-              </w:rPr>
-              <w:t>2</w:t>
+              <w:t>BR-02</w:t>
             </w:r>
           </w:p>
         </w:tc>
@@ -401,21 +453,16 @@
           </w:tcPr>
           <w:p>
             <w:pPr>
-              <w:rPr>
-                <w:lang w:val="en-US"/>
-              </w:rPr>
-            </w:pPr>
-            <w:r>
-              <w:rPr>
-                <w:lang w:val="en-US"/>
-              </w:rPr>
-              <w:t>G-0</w:t>
-            </w:r>
-            <w:r>
-              <w:rPr>
-                <w:lang w:val="en-US"/>
-              </w:rPr>
-              <w:t>3</w:t>
+              <w:spacing w:line="15" w:lineRule="atLeast"/>
+              <w:rPr>
+                <w:lang w:val="en-US"/>
+              </w:rPr>
+            </w:pPr>
+            <w:r>
+              <w:rPr>
+                <w:lang w:val="en-US"/>
+              </w:rPr>
+              <w:t>G-03</w:t>
             </w:r>
           </w:p>
         </w:tc>
@@ -425,6 +472,7 @@
           </w:tcPr>
           <w:p>
             <w:pPr>
+              <w:spacing w:line="15" w:lineRule="atLeast"/>
               <w:cnfStyle w:val="000000100000" w:firstRow="0" w:lastRow="0" w:firstColumn="0" w:lastColumn="0" w:oddVBand="0" w:evenVBand="0" w:oddHBand="1" w:evenHBand="0" w:firstRowFirstColumn="0" w:firstRowLastColumn="0" w:lastRowFirstColumn="0" w:lastRowLastColumn="0"/>
               <w:rPr>
                 <w:lang w:val="en-US"/>
@@ -444,6 +492,7 @@
           </w:tcPr>
           <w:p>
             <w:pPr>
+              <w:spacing w:line="15" w:lineRule="atLeast"/>
               <w:cnfStyle w:val="000000100000" w:firstRow="0" w:lastRow="0" w:firstColumn="0" w:lastColumn="0" w:oddVBand="0" w:evenVBand="0" w:oddHBand="1" w:evenHBand="0" w:firstRowFirstColumn="0" w:firstRowLastColumn="0" w:lastRowFirstColumn="0" w:lastRowLastColumn="0"/>
               <w:rPr>
                 <w:lang w:val="en-US"/>
@@ -463,6 +512,7 @@
           </w:tcPr>
           <w:p>
             <w:pPr>
+              <w:spacing w:line="15" w:lineRule="atLeast"/>
               <w:cnfStyle w:val="000000100000" w:firstRow="0" w:lastRow="0" w:firstColumn="0" w:lastColumn="0" w:oddVBand="0" w:evenVBand="0" w:oddHBand="1" w:evenHBand="0" w:firstRowFirstColumn="0" w:firstRowLastColumn="0" w:lastRowFirstColumn="0" w:lastRowLastColumn="0"/>
               <w:rPr>
                 <w:lang w:val="en-US"/>
@@ -482,6 +532,7 @@
           </w:tcPr>
           <w:p>
             <w:pPr>
+              <w:spacing w:line="15" w:lineRule="atLeast"/>
               <w:cnfStyle w:val="000000100000" w:firstRow="0" w:lastRow="0" w:firstColumn="0" w:lastColumn="0" w:oddVBand="0" w:evenVBand="0" w:oddHBand="1" w:evenHBand="0" w:firstRowFirstColumn="0" w:firstRowLastColumn="0" w:lastRowFirstColumn="0" w:lastRowLastColumn="0"/>
               <w:rPr>
                 <w:lang w:val="en-US"/>
@@ -491,13 +542,7 @@
               <w:rPr>
                 <w:lang w:val="en-US"/>
               </w:rPr>
-              <w:t>BR-0</w:t>
-            </w:r>
-            <w:r>
-              <w:rPr>
-                <w:lang w:val="en-US"/>
-              </w:rPr>
-              <w:t>3</w:t>
+              <w:t>BR-03</w:t>
             </w:r>
           </w:p>
         </w:tc>
@@ -510,21 +555,16 @@
           </w:tcPr>
           <w:p>
             <w:pPr>
-              <w:rPr>
-                <w:lang w:val="en-US"/>
-              </w:rPr>
-            </w:pPr>
-            <w:r>
-              <w:rPr>
-                <w:lang w:val="en-US"/>
-              </w:rPr>
-              <w:t>G-0</w:t>
-            </w:r>
-            <w:r>
-              <w:rPr>
-                <w:lang w:val="en-US"/>
-              </w:rPr>
-              <w:t>4</w:t>
+              <w:spacing w:line="15" w:lineRule="atLeast"/>
+              <w:rPr>
+                <w:lang w:val="en-US"/>
+              </w:rPr>
+            </w:pPr>
+            <w:r>
+              <w:rPr>
+                <w:lang w:val="en-US"/>
+              </w:rPr>
+              <w:t>G-04</w:t>
             </w:r>
           </w:p>
         </w:tc>
@@ -534,6 +574,7 @@
           </w:tcPr>
           <w:p>
             <w:pPr>
+              <w:spacing w:line="15" w:lineRule="atLeast"/>
               <w:cnfStyle w:val="000000000000" w:firstRow="0" w:lastRow="0" w:firstColumn="0" w:lastColumn="0" w:oddVBand="0" w:evenVBand="0" w:oddHBand="0" w:evenHBand="0" w:firstRowFirstColumn="0" w:firstRowLastColumn="0" w:lastRowFirstColumn="0" w:lastRowLastColumn="0"/>
               <w:rPr>
                 <w:lang w:val="en-US"/>
@@ -553,6 +594,7 @@
           </w:tcPr>
           <w:p>
             <w:pPr>
+              <w:spacing w:line="15" w:lineRule="atLeast"/>
               <w:cnfStyle w:val="000000000000" w:firstRow="0" w:lastRow="0" w:firstColumn="0" w:lastColumn="0" w:oddVBand="0" w:evenVBand="0" w:oddHBand="0" w:evenHBand="0" w:firstRowFirstColumn="0" w:firstRowLastColumn="0" w:lastRowFirstColumn="0" w:lastRowLastColumn="0"/>
               <w:rPr>
                 <w:lang w:val="en-US"/>
@@ -572,6 +614,7 @@
           </w:tcPr>
           <w:p>
             <w:pPr>
+              <w:spacing w:line="15" w:lineRule="atLeast"/>
               <w:cnfStyle w:val="000000000000" w:firstRow="0" w:lastRow="0" w:firstColumn="0" w:lastColumn="0" w:oddVBand="0" w:evenVBand="0" w:oddHBand="0" w:evenHBand="0" w:firstRowFirstColumn="0" w:firstRowLastColumn="0" w:lastRowFirstColumn="0" w:lastRowLastColumn="0"/>
               <w:rPr>
                 <w:lang w:val="en-US"/>
@@ -591,6 +634,7 @@
           </w:tcPr>
           <w:p>
             <w:pPr>
+              <w:spacing w:line="15" w:lineRule="atLeast"/>
               <w:cnfStyle w:val="000000000000" w:firstRow="0" w:lastRow="0" w:firstColumn="0" w:lastColumn="0" w:oddVBand="0" w:evenVBand="0" w:oddHBand="0" w:evenHBand="0" w:firstRowFirstColumn="0" w:firstRowLastColumn="0" w:lastRowFirstColumn="0" w:lastRowLastColumn="0"/>
               <w:rPr>
                 <w:lang w:val="en-US"/>
@@ -600,13 +644,7 @@
               <w:rPr>
                 <w:lang w:val="en-US"/>
               </w:rPr>
-              <w:t>BR-0</w:t>
-            </w:r>
-            <w:r>
-              <w:rPr>
-                <w:lang w:val="en-US"/>
-              </w:rPr>
-              <w:t>4</w:t>
+              <w:t>BR-04</w:t>
             </w:r>
           </w:p>
         </w:tc>
@@ -622,21 +660,16 @@
           </w:tcPr>
           <w:p>
             <w:pPr>
-              <w:rPr>
-                <w:lang w:val="en-US"/>
-              </w:rPr>
-            </w:pPr>
-            <w:r>
-              <w:rPr>
-                <w:lang w:val="en-US"/>
-              </w:rPr>
-              <w:t>G-0</w:t>
-            </w:r>
-            <w:r>
-              <w:rPr>
-                <w:lang w:val="en-US"/>
-              </w:rPr>
-              <w:t>5</w:t>
+              <w:spacing w:line="15" w:lineRule="atLeast"/>
+              <w:rPr>
+                <w:lang w:val="en-US"/>
+              </w:rPr>
+            </w:pPr>
+            <w:r>
+              <w:rPr>
+                <w:lang w:val="en-US"/>
+              </w:rPr>
+              <w:t>G-05</w:t>
             </w:r>
           </w:p>
         </w:tc>
@@ -646,6 +679,7 @@
           </w:tcPr>
           <w:p>
             <w:pPr>
+              <w:spacing w:line="15" w:lineRule="atLeast"/>
               <w:cnfStyle w:val="000000100000" w:firstRow="0" w:lastRow="0" w:firstColumn="0" w:lastColumn="0" w:oddVBand="0" w:evenVBand="0" w:oddHBand="1" w:evenHBand="0" w:firstRowFirstColumn="0" w:firstRowLastColumn="0" w:lastRowFirstColumn="0" w:lastRowLastColumn="0"/>
               <w:rPr>
                 <w:lang w:val="en-US"/>
@@ -665,6 +699,7 @@
           </w:tcPr>
           <w:p>
             <w:pPr>
+              <w:spacing w:line="15" w:lineRule="atLeast"/>
               <w:cnfStyle w:val="000000100000" w:firstRow="0" w:lastRow="0" w:firstColumn="0" w:lastColumn="0" w:oddVBand="0" w:evenVBand="0" w:oddHBand="1" w:evenHBand="0" w:firstRowFirstColumn="0" w:firstRowLastColumn="0" w:lastRowFirstColumn="0" w:lastRowLastColumn="0"/>
               <w:rPr>
                 <w:lang w:val="en-US"/>
@@ -684,6 +719,7 @@
           </w:tcPr>
           <w:p>
             <w:pPr>
+              <w:spacing w:line="15" w:lineRule="atLeast"/>
               <w:cnfStyle w:val="000000100000" w:firstRow="0" w:lastRow="0" w:firstColumn="0" w:lastColumn="0" w:oddVBand="0" w:evenVBand="0" w:oddHBand="1" w:evenHBand="0" w:firstRowFirstColumn="0" w:firstRowLastColumn="0" w:lastRowFirstColumn="0" w:lastRowLastColumn="0"/>
               <w:rPr>
                 <w:lang w:val="en-US"/>
@@ -703,6 +739,7 @@
           </w:tcPr>
           <w:p>
             <w:pPr>
+              <w:spacing w:line="15" w:lineRule="atLeast"/>
               <w:cnfStyle w:val="000000100000" w:firstRow="0" w:lastRow="0" w:firstColumn="0" w:lastColumn="0" w:oddVBand="0" w:evenVBand="0" w:oddHBand="1" w:evenHBand="0" w:firstRowFirstColumn="0" w:firstRowLastColumn="0" w:lastRowFirstColumn="0" w:lastRowLastColumn="0"/>
               <w:rPr>
                 <w:lang w:val="en-US"/>
@@ -712,13 +749,7 @@
               <w:rPr>
                 <w:lang w:val="en-US"/>
               </w:rPr>
-              <w:t>BR-0</w:t>
-            </w:r>
-            <w:r>
-              <w:rPr>
-                <w:lang w:val="en-US"/>
-              </w:rPr>
-              <w:t>5</w:t>
+              <w:t>BR-05</w:t>
             </w:r>
           </w:p>
         </w:tc>
@@ -731,21 +762,16 @@
           </w:tcPr>
           <w:p>
             <w:pPr>
-              <w:rPr>
-                <w:lang w:val="en-US"/>
-              </w:rPr>
-            </w:pPr>
-            <w:r>
-              <w:rPr>
-                <w:lang w:val="en-US"/>
-              </w:rPr>
-              <w:t>G-0</w:t>
-            </w:r>
-            <w:r>
-              <w:rPr>
-                <w:lang w:val="en-US"/>
-              </w:rPr>
-              <w:t>6</w:t>
+              <w:spacing w:line="15" w:lineRule="atLeast"/>
+              <w:rPr>
+                <w:lang w:val="en-US"/>
+              </w:rPr>
+            </w:pPr>
+            <w:r>
+              <w:rPr>
+                <w:lang w:val="en-US"/>
+              </w:rPr>
+              <w:t>G-06</w:t>
             </w:r>
           </w:p>
         </w:tc>
@@ -755,6 +781,7 @@
           </w:tcPr>
           <w:p>
             <w:pPr>
+              <w:spacing w:line="15" w:lineRule="atLeast"/>
               <w:cnfStyle w:val="000000000000" w:firstRow="0" w:lastRow="0" w:firstColumn="0" w:lastColumn="0" w:oddVBand="0" w:evenVBand="0" w:oddHBand="0" w:evenHBand="0" w:firstRowFirstColumn="0" w:firstRowLastColumn="0" w:lastRowFirstColumn="0" w:lastRowLastColumn="0"/>
               <w:rPr>
                 <w:lang w:val="en-US"/>
@@ -774,6 +801,7 @@
           </w:tcPr>
           <w:p>
             <w:pPr>
+              <w:spacing w:line="15" w:lineRule="atLeast"/>
               <w:cnfStyle w:val="000000000000" w:firstRow="0" w:lastRow="0" w:firstColumn="0" w:lastColumn="0" w:oddVBand="0" w:evenVBand="0" w:oddHBand="0" w:evenHBand="0" w:firstRowFirstColumn="0" w:firstRowLastColumn="0" w:lastRowFirstColumn="0" w:lastRowLastColumn="0"/>
               <w:rPr>
                 <w:lang w:val="en-US"/>
@@ -793,6 +821,7 @@
           </w:tcPr>
           <w:p>
             <w:pPr>
+              <w:spacing w:line="15" w:lineRule="atLeast"/>
               <w:cnfStyle w:val="000000000000" w:firstRow="0" w:lastRow="0" w:firstColumn="0" w:lastColumn="0" w:oddVBand="0" w:evenVBand="0" w:oddHBand="0" w:evenHBand="0" w:firstRowFirstColumn="0" w:firstRowLastColumn="0" w:lastRowFirstColumn="0" w:lastRowLastColumn="0"/>
               <w:rPr>
                 <w:lang w:val="en-US"/>
@@ -812,6 +841,7 @@
           </w:tcPr>
           <w:p>
             <w:pPr>
+              <w:spacing w:line="15" w:lineRule="atLeast"/>
               <w:cnfStyle w:val="000000000000" w:firstRow="0" w:lastRow="0" w:firstColumn="0" w:lastColumn="0" w:oddVBand="0" w:evenVBand="0" w:oddHBand="0" w:evenHBand="0" w:firstRowFirstColumn="0" w:firstRowLastColumn="0" w:lastRowFirstColumn="0" w:lastRowLastColumn="0"/>
               <w:rPr>
                 <w:lang w:val="en-US"/>
@@ -821,13 +851,7 @@
               <w:rPr>
                 <w:lang w:val="en-US"/>
               </w:rPr>
-              <w:t>BR-0</w:t>
-            </w:r>
-            <w:r>
-              <w:rPr>
-                <w:lang w:val="en-US"/>
-              </w:rPr>
-              <w:t>6</w:t>
+              <w:t>BR-06</w:t>
             </w:r>
           </w:p>
         </w:tc>
@@ -843,21 +867,16 @@
           </w:tcPr>
           <w:p>
             <w:pPr>
-              <w:rPr>
-                <w:lang w:val="en-US"/>
-              </w:rPr>
-            </w:pPr>
-            <w:r>
-              <w:rPr>
-                <w:lang w:val="en-US"/>
-              </w:rPr>
-              <w:t>G-0</w:t>
-            </w:r>
-            <w:r>
-              <w:rPr>
-                <w:lang w:val="en-US"/>
-              </w:rPr>
-              <w:t>7</w:t>
+              <w:spacing w:line="15" w:lineRule="atLeast"/>
+              <w:rPr>
+                <w:lang w:val="en-US"/>
+              </w:rPr>
+            </w:pPr>
+            <w:r>
+              <w:rPr>
+                <w:lang w:val="en-US"/>
+              </w:rPr>
+              <w:t>G-07</w:t>
             </w:r>
           </w:p>
         </w:tc>
@@ -867,6 +886,7 @@
           </w:tcPr>
           <w:p>
             <w:pPr>
+              <w:spacing w:line="15" w:lineRule="atLeast"/>
               <w:cnfStyle w:val="000000100000" w:firstRow="0" w:lastRow="0" w:firstColumn="0" w:lastColumn="0" w:oddVBand="0" w:evenVBand="0" w:oddHBand="1" w:evenHBand="0" w:firstRowFirstColumn="0" w:firstRowLastColumn="0" w:lastRowFirstColumn="0" w:lastRowLastColumn="0"/>
               <w:rPr>
                 <w:lang w:val="en-US"/>
@@ -886,6 +906,7 @@
           </w:tcPr>
           <w:p>
             <w:pPr>
+              <w:spacing w:line="15" w:lineRule="atLeast"/>
               <w:cnfStyle w:val="000000100000" w:firstRow="0" w:lastRow="0" w:firstColumn="0" w:lastColumn="0" w:oddVBand="0" w:evenVBand="0" w:oddHBand="1" w:evenHBand="0" w:firstRowFirstColumn="0" w:firstRowLastColumn="0" w:lastRowFirstColumn="0" w:lastRowLastColumn="0"/>
               <w:rPr>
                 <w:lang w:val="en-US"/>
@@ -905,6 +926,7 @@
           </w:tcPr>
           <w:p>
             <w:pPr>
+              <w:spacing w:line="15" w:lineRule="atLeast"/>
               <w:cnfStyle w:val="000000100000" w:firstRow="0" w:lastRow="0" w:firstColumn="0" w:lastColumn="0" w:oddVBand="0" w:evenVBand="0" w:oddHBand="1" w:evenHBand="0" w:firstRowFirstColumn="0" w:firstRowLastColumn="0" w:lastRowFirstColumn="0" w:lastRowLastColumn="0"/>
               <w:rPr>
                 <w:lang w:val="en-US"/>
@@ -924,6 +946,7 @@
           </w:tcPr>
           <w:p>
             <w:pPr>
+              <w:spacing w:line="15" w:lineRule="atLeast"/>
               <w:cnfStyle w:val="000000100000" w:firstRow="0" w:lastRow="0" w:firstColumn="0" w:lastColumn="0" w:oddVBand="0" w:evenVBand="0" w:oddHBand="1" w:evenHBand="0" w:firstRowFirstColumn="0" w:firstRowLastColumn="0" w:lastRowFirstColumn="0" w:lastRowLastColumn="0"/>
               <w:rPr>
                 <w:lang w:val="en-US"/>
@@ -933,13 +956,7 @@
               <w:rPr>
                 <w:lang w:val="en-US"/>
               </w:rPr>
-              <w:t>BR-0</w:t>
-            </w:r>
-            <w:r>
-              <w:rPr>
-                <w:lang w:val="en-US"/>
-              </w:rPr>
-              <w:t>7</w:t>
+              <w:t>BR-07</w:t>
             </w:r>
           </w:p>
         </w:tc>
@@ -952,21 +969,16 @@
           </w:tcPr>
           <w:p>
             <w:pPr>
-              <w:rPr>
-                <w:lang w:val="en-US"/>
-              </w:rPr>
-            </w:pPr>
-            <w:r>
-              <w:rPr>
-                <w:lang w:val="en-US"/>
-              </w:rPr>
-              <w:t>G-0</w:t>
-            </w:r>
-            <w:r>
-              <w:rPr>
-                <w:lang w:val="en-US"/>
-              </w:rPr>
-              <w:t>8</w:t>
+              <w:spacing w:line="15" w:lineRule="atLeast"/>
+              <w:rPr>
+                <w:lang w:val="en-US"/>
+              </w:rPr>
+            </w:pPr>
+            <w:r>
+              <w:rPr>
+                <w:lang w:val="en-US"/>
+              </w:rPr>
+              <w:t>G-08</w:t>
             </w:r>
           </w:p>
         </w:tc>
@@ -976,6 +988,7 @@
           </w:tcPr>
           <w:p>
             <w:pPr>
+              <w:spacing w:line="15" w:lineRule="atLeast"/>
               <w:cnfStyle w:val="000000000000" w:firstRow="0" w:lastRow="0" w:firstColumn="0" w:lastColumn="0" w:oddVBand="0" w:evenVBand="0" w:oddHBand="0" w:evenHBand="0" w:firstRowFirstColumn="0" w:firstRowLastColumn="0" w:lastRowFirstColumn="0" w:lastRowLastColumn="0"/>
               <w:rPr>
                 <w:lang w:val="en-US"/>
@@ -995,6 +1008,7 @@
           </w:tcPr>
           <w:p>
             <w:pPr>
+              <w:spacing w:line="15" w:lineRule="atLeast"/>
               <w:cnfStyle w:val="000000000000" w:firstRow="0" w:lastRow="0" w:firstColumn="0" w:lastColumn="0" w:oddVBand="0" w:evenVBand="0" w:oddHBand="0" w:evenHBand="0" w:firstRowFirstColumn="0" w:firstRowLastColumn="0" w:lastRowFirstColumn="0" w:lastRowLastColumn="0"/>
               <w:rPr>
                 <w:lang w:val="en-US"/>
@@ -1014,6 +1028,7 @@
           </w:tcPr>
           <w:p>
             <w:pPr>
+              <w:spacing w:line="15" w:lineRule="atLeast"/>
               <w:cnfStyle w:val="000000000000" w:firstRow="0" w:lastRow="0" w:firstColumn="0" w:lastColumn="0" w:oddVBand="0" w:evenVBand="0" w:oddHBand="0" w:evenHBand="0" w:firstRowFirstColumn="0" w:firstRowLastColumn="0" w:lastRowFirstColumn="0" w:lastRowLastColumn="0"/>
               <w:rPr>
                 <w:lang w:val="en-US"/>
@@ -1033,6 +1048,7 @@
           </w:tcPr>
           <w:p>
             <w:pPr>
+              <w:spacing w:line="15" w:lineRule="atLeast"/>
               <w:cnfStyle w:val="000000000000" w:firstRow="0" w:lastRow="0" w:firstColumn="0" w:lastColumn="0" w:oddVBand="0" w:evenVBand="0" w:oddHBand="0" w:evenHBand="0" w:firstRowFirstColumn="0" w:firstRowLastColumn="0" w:lastRowFirstColumn="0" w:lastRowLastColumn="0"/>
               <w:rPr>
                 <w:lang w:val="en-US"/>
@@ -1042,13 +1058,7 @@
               <w:rPr>
                 <w:lang w:val="en-US"/>
               </w:rPr>
-              <w:t>BR-0</w:t>
-            </w:r>
-            <w:r>
-              <w:rPr>
-                <w:lang w:val="en-US"/>
-              </w:rPr>
-              <w:t>8</w:t>
+              <w:t>BR-08</w:t>
             </w:r>
           </w:p>
         </w:tc>
@@ -1064,21 +1074,16 @@
           </w:tcPr>
           <w:p>
             <w:pPr>
-              <w:rPr>
-                <w:lang w:val="en-US"/>
-              </w:rPr>
-            </w:pPr>
-            <w:r>
-              <w:rPr>
-                <w:lang w:val="en-US"/>
-              </w:rPr>
-              <w:t>G-0</w:t>
-            </w:r>
-            <w:r>
-              <w:rPr>
-                <w:lang w:val="en-US"/>
-              </w:rPr>
-              <w:t>9</w:t>
+              <w:spacing w:line="15" w:lineRule="atLeast"/>
+              <w:rPr>
+                <w:lang w:val="en-US"/>
+              </w:rPr>
+            </w:pPr>
+            <w:r>
+              <w:rPr>
+                <w:lang w:val="en-US"/>
+              </w:rPr>
+              <w:t>G-09</w:t>
             </w:r>
           </w:p>
         </w:tc>
@@ -1088,6 +1093,7 @@
           </w:tcPr>
           <w:p>
             <w:pPr>
+              <w:spacing w:line="15" w:lineRule="atLeast"/>
               <w:cnfStyle w:val="000000100000" w:firstRow="0" w:lastRow="0" w:firstColumn="0" w:lastColumn="0" w:oddVBand="0" w:evenVBand="0" w:oddHBand="1" w:evenHBand="0" w:firstRowFirstColumn="0" w:firstRowLastColumn="0" w:lastRowFirstColumn="0" w:lastRowLastColumn="0"/>
               <w:rPr>
                 <w:lang w:val="en-US"/>
@@ -1107,6 +1113,7 @@
           </w:tcPr>
           <w:p>
             <w:pPr>
+              <w:spacing w:line="15" w:lineRule="atLeast"/>
               <w:cnfStyle w:val="000000100000" w:firstRow="0" w:lastRow="0" w:firstColumn="0" w:lastColumn="0" w:oddVBand="0" w:evenVBand="0" w:oddHBand="1" w:evenHBand="0" w:firstRowFirstColumn="0" w:firstRowLastColumn="0" w:lastRowFirstColumn="0" w:lastRowLastColumn="0"/>
               <w:rPr>
                 <w:lang w:val="en-US"/>
@@ -1126,6 +1133,7 @@
           </w:tcPr>
           <w:p>
             <w:pPr>
+              <w:spacing w:line="15" w:lineRule="atLeast"/>
               <w:cnfStyle w:val="000000100000" w:firstRow="0" w:lastRow="0" w:firstColumn="0" w:lastColumn="0" w:oddVBand="0" w:evenVBand="0" w:oddHBand="1" w:evenHBand="0" w:firstRowFirstColumn="0" w:firstRowLastColumn="0" w:lastRowFirstColumn="0" w:lastRowLastColumn="0"/>
               <w:rPr>
                 <w:lang w:val="en-US"/>
@@ -1145,6 +1153,7 @@
           </w:tcPr>
           <w:p>
             <w:pPr>
+              <w:spacing w:line="15" w:lineRule="atLeast"/>
               <w:cnfStyle w:val="000000100000" w:firstRow="0" w:lastRow="0" w:firstColumn="0" w:lastColumn="0" w:oddVBand="0" w:evenVBand="0" w:oddHBand="1" w:evenHBand="0" w:firstRowFirstColumn="0" w:firstRowLastColumn="0" w:lastRowFirstColumn="0" w:lastRowLastColumn="0"/>
               <w:rPr>
                 <w:lang w:val="en-US"/>
@@ -1154,13 +1163,7 @@
               <w:rPr>
                 <w:lang w:val="en-US"/>
               </w:rPr>
-              <w:t>BR-0</w:t>
-            </w:r>
-            <w:r>
-              <w:rPr>
-                <w:lang w:val="en-US"/>
-              </w:rPr>
-              <w:t>9</w:t>
+              <w:t>BR-09</w:t>
             </w:r>
           </w:p>
         </w:tc>
@@ -1173,21 +1176,16 @@
           </w:tcPr>
           <w:p>
             <w:pPr>
-              <w:rPr>
-                <w:lang w:val="en-US"/>
-              </w:rPr>
-            </w:pPr>
-            <w:r>
-              <w:rPr>
-                <w:lang w:val="en-US"/>
-              </w:rPr>
-              <w:t>G-1</w:t>
-            </w:r>
-            <w:r>
-              <w:rPr>
-                <w:lang w:val="en-US"/>
-              </w:rPr>
-              <w:t>0</w:t>
+              <w:spacing w:line="15" w:lineRule="atLeast"/>
+              <w:rPr>
+                <w:lang w:val="en-US"/>
+              </w:rPr>
+            </w:pPr>
+            <w:r>
+              <w:rPr>
+                <w:lang w:val="en-US"/>
+              </w:rPr>
+              <w:t>G-10</w:t>
             </w:r>
           </w:p>
         </w:tc>
@@ -1197,6 +1195,7 @@
           </w:tcPr>
           <w:p>
             <w:pPr>
+              <w:spacing w:line="15" w:lineRule="atLeast"/>
               <w:cnfStyle w:val="000000000000" w:firstRow="0" w:lastRow="0" w:firstColumn="0" w:lastColumn="0" w:oddVBand="0" w:evenVBand="0" w:oddHBand="0" w:evenHBand="0" w:firstRowFirstColumn="0" w:firstRowLastColumn="0" w:lastRowFirstColumn="0" w:lastRowLastColumn="0"/>
               <w:rPr>
                 <w:lang w:val="en-US"/>
@@ -1216,6 +1215,7 @@
           </w:tcPr>
           <w:p>
             <w:pPr>
+              <w:spacing w:line="15" w:lineRule="atLeast"/>
               <w:cnfStyle w:val="000000000000" w:firstRow="0" w:lastRow="0" w:firstColumn="0" w:lastColumn="0" w:oddVBand="0" w:evenVBand="0" w:oddHBand="0" w:evenHBand="0" w:firstRowFirstColumn="0" w:firstRowLastColumn="0" w:lastRowFirstColumn="0" w:lastRowLastColumn="0"/>
               <w:rPr>
                 <w:lang w:val="en-US"/>
@@ -1235,6 +1235,7 @@
           </w:tcPr>
           <w:p>
             <w:pPr>
+              <w:spacing w:line="15" w:lineRule="atLeast"/>
               <w:cnfStyle w:val="000000000000" w:firstRow="0" w:lastRow="0" w:firstColumn="0" w:lastColumn="0" w:oddVBand="0" w:evenVBand="0" w:oddHBand="0" w:evenHBand="0" w:firstRowFirstColumn="0" w:firstRowLastColumn="0" w:lastRowFirstColumn="0" w:lastRowLastColumn="0"/>
               <w:rPr>
                 <w:lang w:val="en-US"/>
@@ -1254,6 +1255,7 @@
           </w:tcPr>
           <w:p>
             <w:pPr>
+              <w:spacing w:line="15" w:lineRule="atLeast"/>
               <w:cnfStyle w:val="000000000000" w:firstRow="0" w:lastRow="0" w:firstColumn="0" w:lastColumn="0" w:oddVBand="0" w:evenVBand="0" w:oddHBand="0" w:evenHBand="0" w:firstRowFirstColumn="0" w:firstRowLastColumn="0" w:lastRowFirstColumn="0" w:lastRowLastColumn="0"/>
               <w:rPr>
                 <w:lang w:val="en-US"/>
@@ -1263,13 +1265,7 @@
               <w:rPr>
                 <w:lang w:val="en-US"/>
               </w:rPr>
-              <w:t>BR-</w:t>
-            </w:r>
-            <w:r>
-              <w:rPr>
-                <w:lang w:val="en-US"/>
-              </w:rPr>
-              <w:t>10</w:t>
+              <w:t>BR-10</w:t>
             </w:r>
           </w:p>
         </w:tc>
@@ -1285,6 +1281,7 @@
           </w:tcPr>
           <w:p>
             <w:pPr>
+              <w:spacing w:line="15" w:lineRule="atLeast"/>
               <w:rPr>
                 <w:lang w:val="en-US"/>
               </w:rPr>
@@ -1303,6 +1300,7 @@
           </w:tcPr>
           <w:p>
             <w:pPr>
+              <w:spacing w:line="15" w:lineRule="atLeast"/>
               <w:cnfStyle w:val="000000100000" w:firstRow="0" w:lastRow="0" w:firstColumn="0" w:lastColumn="0" w:oddVBand="0" w:evenVBand="0" w:oddHBand="1" w:evenHBand="0" w:firstRowFirstColumn="0" w:firstRowLastColumn="0" w:lastRowFirstColumn="0" w:lastRowLastColumn="0"/>
               <w:rPr>
                 <w:lang w:val="en-US"/>
@@ -1322,6 +1320,7 @@
           </w:tcPr>
           <w:p>
             <w:pPr>
+              <w:spacing w:line="15" w:lineRule="atLeast"/>
               <w:cnfStyle w:val="000000100000" w:firstRow="0" w:lastRow="0" w:firstColumn="0" w:lastColumn="0" w:oddVBand="0" w:evenVBand="0" w:oddHBand="1" w:evenHBand="0" w:firstRowFirstColumn="0" w:firstRowLastColumn="0" w:lastRowFirstColumn="0" w:lastRowLastColumn="0"/>
               <w:rPr>
                 <w:lang w:val="en-US"/>
@@ -1341,6 +1340,7 @@
           </w:tcPr>
           <w:p>
             <w:pPr>
+              <w:spacing w:line="15" w:lineRule="atLeast"/>
               <w:cnfStyle w:val="000000100000" w:firstRow="0" w:lastRow="0" w:firstColumn="0" w:lastColumn="0" w:oddVBand="0" w:evenVBand="0" w:oddHBand="1" w:evenHBand="0" w:firstRowFirstColumn="0" w:firstRowLastColumn="0" w:lastRowFirstColumn="0" w:lastRowLastColumn="0"/>
               <w:rPr>
                 <w:lang w:val="en-US"/>
@@ -1360,6 +1360,7 @@
           </w:tcPr>
           <w:p>
             <w:pPr>
+              <w:spacing w:line="15" w:lineRule="atLeast"/>
               <w:cnfStyle w:val="000000100000" w:firstRow="0" w:lastRow="0" w:firstColumn="0" w:lastColumn="0" w:oddVBand="0" w:evenVBand="0" w:oddHBand="1" w:evenHBand="0" w:firstRowFirstColumn="0" w:firstRowLastColumn="0" w:lastRowFirstColumn="0" w:lastRowLastColumn="0"/>
               <w:rPr>
                 <w:lang w:val="en-US"/>
@@ -1369,13 +1370,7 @@
               <w:rPr>
                 <w:lang w:val="en-US"/>
               </w:rPr>
-              <w:t>BR-</w:t>
-            </w:r>
-            <w:r>
-              <w:rPr>
-                <w:lang w:val="en-US"/>
-              </w:rPr>
-              <w:t>12</w:t>
+              <w:t>BR-12</w:t>
             </w:r>
           </w:p>
         </w:tc>
@@ -1383,6 +1378,7 @@
     </w:tbl>
     <w:p>
       <w:pPr>
+        <w:spacing w:line="15" w:lineRule="atLeast"/>
         <w:ind w:firstLine="720"/>
         <w:rPr>
           <w:lang w:val="en-US"/>
@@ -1391,7 +1387,13 @@
     </w:p>
     <w:sectPr>
       <w:pgSz w:w="11906" w:h="16838"/>
-      <w:pgMar w:top="851" w:right="851" w:bottom="851" w:left="851" w:header="708" w:footer="708" w:gutter="0"/>
+      <w:pgMar w:top="1134" w:right="1134" w:bottom="1134" w:left="1134" w:header="708" w:footer="708" w:gutter="0"/>
+      <w:pgBorders w:offsetFrom="page">
+        <w:top w:val="double" w:sz="4" w:space="24" w:color="auto"/>
+        <w:left w:val="double" w:sz="4" w:space="24" w:color="auto"/>
+        <w:bottom w:val="double" w:sz="4" w:space="24" w:color="auto"/>
+        <w:right w:val="double" w:sz="4" w:space="24" w:color="auto"/>
+      </w:pgBorders>
       <w:cols w:space="708"/>
       <w:docGrid w:linePitch="360"/>
     </w:sectPr>
